--- a/pr-preview/pr-296/index.docx
+++ b/pr-preview/pr-296/index.docx
@@ -15,7 +15,7 @@
         <w:pStyle w:val="Date"/>
       </w:pPr>
       <w:r>
-        <w:t xml:space="preserve">Last modified: 2026-10-19 00:51:29 (PDT)</w:t>
+        <w:t xml:space="preserve">Last modified: 2026-10-21 12:10:11 (PDT)</w:t>
       </w:r>
     </w:p>
     <w:bookmarkStart w:id="15" w:name="preface"/>
@@ -139,13 +139,7 @@
         <w:pStyle w:val="FirstParagraph"/>
       </w:pPr>
       <w:r>
-        <w:t xml:space="preserve">The chapters are original.</w:t>
-      </w:r>
-      <w:r>
-        <w:t xml:space="preserve"> </w:t>
-      </w:r>
-      <w:r>
-        <w:t xml:space="preserve">The site’s build and CI tooling was copied from the</w:t>
+        <w:t xml:space="preserve">The site’s CI tooling was copied from the</w:t>
       </w:r>
       <w:r>
         <w:t xml:space="preserve"> </w:t>
@@ -165,7 +159,7 @@
         <w:t xml:space="preserve"> </w:t>
       </w:r>
       <w:r>
-        <w:t xml:space="preserve">which is a fork of the</w:t>
+        <w:t xml:space="preserve">a fork of the</w:t>
       </w:r>
       <w:r>
         <w:t xml:space="preserve"> </w:t>
@@ -185,7 +179,7 @@
         <w:t xml:space="preserve"> </w:t>
       </w:r>
       <w:r>
-        <w:t xml:space="preserve">See also the</w:t>
+        <w:t xml:space="preserve">The site is built from the</w:t>
       </w:r>
       <w:r>
         <w:t xml:space="preserve"> </w:t>

--- a/pr-preview/pr-296/index.docx
+++ b/pr-preview/pr-296/index.docx
@@ -15,7 +15,7 @@
         <w:pStyle w:val="Date"/>
       </w:pPr>
       <w:r>
-        <w:t xml:space="preserve">Last modified: 2026-10-21 12:10:11 (PDT)</w:t>
+        <w:t xml:space="preserve">Last modified: 2026-10-25 22:11:54 (PDT)</w:t>
       </w:r>
     </w:p>
     <w:bookmarkStart w:id="15" w:name="preface"/>
